--- a/proposal/Who Builds Federal AI.docx
+++ b/proposal/Who Builds Federal AI.docx
@@ -86,7 +86,7 @@
         <w:rPr>
           <w:rFonts w:cs="Times New Roman"/>
         </w:rPr>
-        <w:t xml:space="preserve">In 2024, federal agencies hired about 460 technical and data staff a month. From February 2025 to April 2026, they hired about 50 a month. Meanwhile, reported AI use cases rose from 2,133 in the 2024 OMB inventory to 3,611 in the 2025 inventory. Federal AI kept growing while the government stopped hiring the people who could build it in-house. That raises a question neither trend answers alone: </w:t>
+        <w:t xml:space="preserve">In 2024, federal agencies hired about 460 technical and data staff a month. From February 2025 to April 2026, they hired about 50 a month. Meanwhile, reported AI use cases rose from 2,133 in the 2024 OMB inventory to 3,611 in the 2025 inventory. Reported federal AI use expanded while hiring in technical and data occupations fell sharply. That raises a question neither trend answers alone: </w:t>
       </w:r>
       <w:r>
         <w:rPr>
@@ -236,7 +236,7 @@
         <w:pStyle w:val="FirstParagraph"/>
       </w:pPr>
       <w:r>
-        <w:t>Two public federal sources carry the project: the OMB Federal Agency AI Use Case Inventories and OPM Federal Workforce Data. code/01_download_data.Rmd downloads them, and code/02_build_data.Rmd produces two master analysis tables, ai_use_cases.csv and workforce.csv. The Tableau workbook uses three chart-specific CSVs—make_or_buy.csv, agency_topics.csv, and vendor_concentration.csv—all reshaped from ai_use_cases.csv so that each view has the row structure and field types it needs. These are derived tables, not additional data sources. README.md documents the workflow and the within-OMB year-link key.</w:t>
+        <w:t>Two public federal sources carry the project: the OMB Federal Agency AI Use Case Inventories and OPM Federal Workforce Data. code/01_download_data.Rmd downloads them, and code/02_build_data.Rmd produces two master analysis tables, ai_use_cases.csv and workforce.csv. The Tableau workbook uses three chart-specific CSVs: make_or_buy.csv, agency_topics.csv, and vendor_concentration.csv, all reshaped from ai_use_cases.csv by code/03_build_tableau_data.Rmd so that each view has the row structure and field types it needs. These are derived tables, not additional data sources. README.md documents the workflow and the within-OMB year-link key.</w:t>
       </w:r>
     </w:p>
     <w:p>
@@ -1640,6 +1640,9 @@
         </w:rPr>
         <w:t>).</w:t>
       </w:r>
+      <w:r>
+        <w:t xml:space="preserve"> These three initial prototypes focus on the OMB inventory. The OPM monthly hiring analysis introduced in Section 1 will be developed in the later R visualization assignment and workforce explorer described in Section 4.</w:t>
+      </w:r>
     </w:p>
     <w:p>
       <w:pPr>
@@ -1652,7 +1655,7 @@
         <w:drawing>
           <wp:inline xmlns:a="http://schemas.openxmlformats.org/drawingml/2006/main" xmlns:pic="http://schemas.openxmlformats.org/drawingml/2006/picture">
             <wp:extent cx="5989320" cy="4110964"/>
-            <wp:docPr id="25" name="Picture 25" descr="100% stacked bars comparing vendor, mixed, and in-house development shares across all cases, AI types, and agencies." title="100% stacked bars comparing vendor, mixed, and in-house development shares across all cases, AI types, and agencies"/>
+            <wp:docPr id="31" name="Picture 31"/>
             <wp:cNvGraphicFramePr>
               <a:graphicFrameLocks noChangeAspect="1"/>
             </wp:cNvGraphicFramePr>
@@ -1660,11 +1663,11 @@
               <a:graphicData uri="http://schemas.openxmlformats.org/drawingml/2006/picture">
                 <pic:pic>
                   <pic:nvPicPr>
-                    <pic:cNvPr id="0" name="prototype1_make_or_buy_tableau_final.png"/>
+                    <pic:cNvPr id="0" name="legend_fixed_chart1.png"/>
                     <pic:cNvPicPr/>
                   </pic:nvPicPr>
                   <pic:blipFill>
-                    <a:blip r:embed="rId15"/>
+                    <a:blip r:embed="rId21"/>
                     <a:stretch>
                       <a:fillRect/>
                     </a:stretch>
@@ -1714,7 +1717,7 @@
         <w:drawing>
           <wp:inline xmlns:a="http://schemas.openxmlformats.org/drawingml/2006/main" xmlns:pic="http://schemas.openxmlformats.org/drawingml/2006/picture">
             <wp:extent cx="5989320" cy="4385182"/>
-            <wp:docPr id="26" name="Picture 26" descr="Heatmap of 2025 federal AI use cases by agency and policy area; cell labels show counts and color shows each agency's portfolio share." title="Heatmap of 2025 federal AI use cases by agency and policy area; cell labels show counts and color shows each agency's portfolio share"/>
+            <wp:docPr id="29" name="Picture 29" descr="Heatmap showing counts and within-agency shares of AI use cases; near-white cells indicate zero or very small shares."/>
             <wp:cNvGraphicFramePr>
               <a:graphicFrameLocks noChangeAspect="1"/>
             </wp:cNvGraphicFramePr>
@@ -1722,11 +1725,11 @@
               <a:graphicData uri="http://schemas.openxmlformats.org/drawingml/2006/picture">
                 <pic:pic>
                   <pic:nvPicPr>
-                    <pic:cNvPr id="0" name="prototype2_agency_topics_tableau_final.png"/>
+                    <pic:cNvPr id="0" name="feedback_final2.png"/>
                     <pic:cNvPicPr/>
                   </pic:nvPicPr>
                   <pic:blipFill>
-                    <a:blip r:embed="rId16"/>
+                    <a:blip r:embed="rId19"/>
                     <a:stretch>
                       <a:fillRect/>
                     </a:stretch>
@@ -1775,8 +1778,8 @@
       <w:r>
         <w:drawing>
           <wp:inline xmlns:a="http://schemas.openxmlformats.org/drawingml/2006/main" xmlns:pic="http://schemas.openxmlformats.org/drawingml/2006/picture">
-            <wp:extent cx="5989320" cy="3413912"/>
-            <wp:docPr id="27" name="Picture 27" descr="Dot plot ranking vendors by federal AI use cases; dot size indicates the number of agencies using each vendor." title="Dot plot ranking vendors by federal AI use cases; dot size indicates the number of agencies using each vendor"/>
+            <wp:extent cx="5212080" cy="3179369"/>
+            <wp:docPr id="30" name="Picture 30" descr="Vendor use-case counts with circle size indicating number of agencies; size legend included."/>
             <wp:cNvGraphicFramePr>
               <a:graphicFrameLocks noChangeAspect="1"/>
             </wp:cNvGraphicFramePr>
@@ -1784,11 +1787,11 @@
               <a:graphicData uri="http://schemas.openxmlformats.org/drawingml/2006/picture">
                 <pic:pic>
                   <pic:nvPicPr>
-                    <pic:cNvPr id="0" name="prototype3_vendor_concentration_tableau_final.png"/>
+                    <pic:cNvPr id="0" name="feedback_final3.png"/>
                     <pic:cNvPicPr/>
                   </pic:nvPicPr>
                   <pic:blipFill>
-                    <a:blip r:embed="rId17"/>
+                    <a:blip r:embed="rId20"/>
                     <a:stretch>
                       <a:fillRect/>
                     </a:stretch>
@@ -1796,7 +1799,7 @@
                   <pic:spPr>
                     <a:xfrm>
                       <a:off x="0" y="0"/>
-                      <a:ext cx="5989320" cy="3413912"/>
+                      <a:ext cx="5212080" cy="3179369"/>
                     </a:xfrm>
                     <a:prstGeom prst="rect"/>
                   </pic:spPr>
@@ -1824,7 +1827,7 @@
         <w:rPr>
           <w:rFonts w:cs="Times New Roman"/>
         </w:rPr>
-        <w:t>Microsoft appears in 133 use cases across 21 agencies, far ahead of OpenAI at 35 use cases across 10 agencies and Google at 34 across 12 agencies. The chart shows both the number of use cases naming each firm and the number of agencies using it. The uncertainty is that vendor names are free text, a use case may name several firms, and the field is reported only for pilot and deployed cases with vendor involvement.</w:t>
+        <w:t>Microsoft appears in 133 use cases across 21 agencies, far ahead of OpenAI at 35 use cases across 10 agencies and Google at 34 across 12 agencies. The chart shows both the number of use cases naming each firm and the number of agencies using it. The uncertainty is that vendor names are free text, a use case may name several firms, and the field is reported mostly for pilot and deployed cases with vendor involvement. The chart includes all development stages.</w:t>
       </w:r>
     </w:p>
     <w:p>
@@ -1894,7 +1897,7 @@
         <w:rPr>
           <w:rFonts w:cs="Times New Roman"/>
         </w:rPr>
-        <w:t xml:space="preserve"> Read together, the evidence shows AI that is often bought, with many pilots that never reach deployment, alongside a technical workforce that stopped hiring and is older than the rest of government. The interactive product will have two views: an AI explorer that filters use cases by agency, stage, type of AI, and build strategy, and a workforce explorer that shows hires, exits, and headcount for each technical occupation.</w:t>
+        <w:t xml:space="preserve"> Read together, the evidence shows AI that is often bought, with many pilots that never reach deployment, alongside a technical workforce with sharply reduced hiring and an older age profile. The interactive product will have two views: an AI explorer that filters use cases by agency, stage, type of AI, and build strategy, and a workforce explorer that shows hires, exits, and headcount for each technical occupation.</w:t>
       </w:r>
     </w:p>
     <w:p>
@@ -1905,7 +1908,7 @@
         <w:rPr>
           <w:rFonts w:cs="Times New Roman"/>
         </w:rPr>
-        <w:t>The design system stays fixed: orange for AI and vendors, blue for people and in-house work, gray for what is missing from the record. The central claim is disputable and testable: federal AI is limited less by how many tools agencies adopt than by whether the government has the people to carry them past the pilot.</w:t>
+        <w:t>The design system uses orange for AI intensity and vendors, blue for people and in-house work, and gray for mixed development. Missing values are identified separately. The central claim is disputable and testable: federal AI is limited less by how many tools agencies adopt than by whether the government has the people to carry them past the pilot.</w:t>
       </w:r>
     </w:p>
     <w:p>
@@ -1928,7 +1931,7 @@
         <w:pStyle w:val="FirstParagraph"/>
       </w:pPr>
       <w:r>
-        <w:t>I used generative AI to help combine and clean files within each source, including standardizing field names, categories, and agency identifiers. During exploratory data analysis, I also used AI to suggest feasible visualization approaches for reference. I reviewed the data and selected and verified the final analyses and Tableau designs myself.</w:t>
+        <w:t>I used generative AI (Claude Opus 5, through Claude Code) to help combine and clean files within each source, including standardizing field names, categories, and agency identifiers. During exploratory data analysis, I also used AI to suggest feasible visualization approaches for reference. I reviewed the data and selected and verified the final analyses and Tableau designs myself.</w:t>
       </w:r>
       <w:r>
         <w:rPr>

--- a/proposal/Who Builds Federal AI.docx
+++ b/proposal/Who Builds Federal AI.docx
@@ -1931,15 +1931,44 @@
         <w:pStyle w:val="FirstParagraph"/>
       </w:pPr>
       <w:r>
-        <w:t>I used generative AI (Claude Opus 5, through Claude Code) to help combine and clean files within each source, including standardizing field names, categories, and agency identifiers. During exploratory data analysis, I also used AI to suggest feasible visualization approaches for reference. I reviewed the data and selected and verified the final analyses and Tableau designs myself.</w:t>
-      </w:r>
-      <w:r>
-        <w:rPr>
-          <w:rFonts w:hint="eastAsia"/>
-        </w:rPr>
-      </w:r>
-      <w:r/>
-      <w:r/>
+        <w:rPr>
+          <w:rFonts w:cs="Times New Roman"/>
+        </w:rPr>
+        <w:t xml:space="preserve">I used generative AI (Claude Opus 5, through Claude Code) to help combine and clean files within each source, including standardizing field names, categories, and agency identifiers. During exploratory data analysis, I also used AI to suggest feasible visualization approaches for reference.</w:t>
+      </w:r>
+    </w:p>
+    <w:p>
+      <w:pPr>
+        <w:pStyle w:val="a0"/>
+      </w:pPr>
+      <w:r>
+        <w:rPr>
+          <w:rFonts w:cs="Times New Roman"/>
+        </w:rPr>
+        <w:t xml:space="preserve">I did not accept everything it produced. It first built the Tableau workbook from a Python script that wrote the workbook file directly. I rejected that approach, built the three prototypes by hand in Tableau, and changed the sort order of the make-or-buy chart so that the rows run from the agencies that build most of their AI to the agencies that buy most of it.</w:t>
+      </w:r>
+    </w:p>
+    <w:p>
+      <w:pPr>
+        <w:pStyle w:val="a0"/>
+      </w:pPr>
+      <w:r>
+        <w:rPr>
+          <w:rFonts w:cs="Times New Roman"/>
+        </w:rPr>
+        <w:t xml:space="preserve">I checked every number in this proposal against the processed data rather than taking it from the AI. The notebooks also test three totals that appear in the figures, and they stop with an error if those totals ever change. This review caught a real error: the 2023 and 2024 inventories had been read with the wrong text encoding, which had garbled 20 use case names and kept five 2024 records from matching their 2025 records. Correcting it changed none of the figures in this proposal.</w:t>
+      </w:r>
+    </w:p>
+    <w:p>
+      <w:pPr>
+        <w:pStyle w:val="a0"/>
+      </w:pPr>
+      <w:r>
+        <w:rPr>
+          <w:rFonts w:cs="Times New Roman"/>
+        </w:rPr>
+        <w:t xml:space="preserve">The topic, the client, the analytical questions, and the choice of chart for each question are my own, and I built and formatted the Tableau workbook myself.</w:t>
+      </w:r>
     </w:p>
     <w:sectPr>
       <w:footerReference w:type="default" r:id="rId12"/>
